--- a/downloads/documents/04 Units/Unit 02 - Individual Growth and Life Readiness - Me, My Goals, My Money/Lesson 02.20 - Employability Soft Skills Superpower.docx
+++ b/downloads/documents/04 Units/Unit 02 - Individual Growth and Life Readiness - Me, My Goals, My Money/Lesson 02.20 - Employability Soft Skills Superpower.docx
@@ -288,7 +288,7 @@
         <w:t xml:space="preserve"> </w:t>
       </w:r>
       <w:r>
-        <w:t xml:space="preserve">Tier 3 (FACS): employability, hard skill, soft skill, work ethic, professionalism. See the unit vocabulary list for Turkish, Portuguese, and Spanish.</w:t>
+        <w:t xml:space="preserve">Tier 3 (FACS): employability, hard skill, soft skill, work ethic, professionalism. See the unit vocabulary list for the Spanish column.</w:t>
       </w:r>
     </w:p>
     <w:p>
@@ -1265,7 +1265,7 @@
         <w:pStyle w:val="Compact"/>
       </w:pPr>
       <w:r>
-        <w:t xml:space="preserve">ELL: the six skills on the slide have a picture each (a clock for reliability, two speech bubbles for communication, a huddle for teamwork, a puzzle piece for problem solving, a road with a detour for adaptability, a handshake for honesty); the handout carries the six words in Turkish, Portuguese, and Spanish (see</w:t>
+        <w:t xml:space="preserve">ELL: the six skills on the slide have a picture each (a clock for reliability, two speech bubbles for communication, a huddle for teamwork, a puzzle piece for problem solving, a road with a detour for adaptability, a handshake for honesty); the handout carries the six words in Spanish (see</w:t>
       </w:r>
       <w:r>
         <w:t xml:space="preserve"> </w:t>

--- a/downloads/documents/04 Units/Unit 02 - Individual Growth and Life Readiness - Me, My Goals, My Money/Lesson 02.20 - Employability Soft Skills Superpower.docx
+++ b/downloads/documents/04 Units/Unit 02 - Individual Growth and Life Readiness - Me, My Goals, My Money/Lesson 02.20 - Employability Soft Skills Superpower.docx
@@ -71,7 +71,7 @@
         <w:t xml:space="preserve"> </w:t>
       </w:r>
       <w:r>
-        <w:t xml:space="preserve">1 class period of 40 minutes (10 minutes of it is the ClassroomStreet trading window that continues from Topic 2.4)</w:t>
+        <w:t xml:space="preserve">1 class period of 40 minutes (10 minutes of it is the Round 2 replay block of the Gilded Age Market that continues from Topic 2.4)</w:t>
       </w:r>
       <w:r>
         <w:t xml:space="preserve"> </w:t>
@@ -86,7 +86,7 @@
         <w:t xml:space="preserve"> </w:t>
       </w:r>
       <w:r>
-        <w:t xml:space="preserve">Either (classroom or FACS lab; devices needed for the trading window)</w:t>
+        <w:t xml:space="preserve">Either (classroom or FACS lab; a board for the Round 2 prices)</w:t>
       </w:r>
     </w:p>
     <w:p>
@@ -252,7 +252,7 @@
         <w:pStyle w:val="Compact"/>
       </w:pPr>
       <w:r>
-        <w:t xml:space="preserve">(Mid) Using this year’s lab roles, the Silent Measurement Challenge, and the Investor Challenge as evidence, rate themselves 1 to 4 on each of the six skills and support at least four ratings with a specific example.</w:t>
+        <w:t xml:space="preserve">(Mid) Using this year’s lab roles, the Silent Measurement Challenge, and the Gilded Age Market as evidence, rate themselves 1 to 4 on each of the six skills and support at least four ratings with a specific example.</w:t>
       </w:r>
     </w:p>
     <w:p>
@@ -310,7 +310,34 @@
         <w:pStyle w:val="Compact"/>
       </w:pPr>
       <w:r>
-        <w:t xml:space="preserve">Devices for the trading window (one per student or one per pair, as Topic 2.4 has been running it); the ClassroomStreet dispatches for today’s Round 2 window block loaded, windows 41 to 47</w:t>
+        <w:t xml:space="preserve">The teacher’s kit,</w:t>
+      </w:r>
+      <w:r>
+        <w:t xml:space="preserve"> </w:t>
+      </w:r>
+      <w:r>
+        <w:rPr>
+          <w:rStyle w:val="VerbatimChar"/>
+        </w:rPr>
+        <w:t xml:space="preserve">Handout 02.14 - The Gilded Age Market Kit.md</w:t>
+      </w:r>
+      <w:r>
+        <w:t xml:space="preserve">, open to page 1 (the Round 2 paragraph and the margin rule) and page 2 (the 1925 replay prices: RAIL 56, OIL 56, GAS 32, ELEC 72, STEEL 72, AUTO 48, RADIO 80); a fresh</w:t>
+      </w:r>
+      <w:r>
+        <w:t xml:space="preserve"> </w:t>
+      </w:r>
+      <w:r>
+        <w:rPr>
+          <w:rStyle w:val="VerbatimChar"/>
+        </w:rPr>
+        <w:t xml:space="preserve">Handout 02.19 - Paper Ledger.md</w:t>
+      </w:r>
+      <w:r>
+        <w:t xml:space="preserve"> </w:t>
+      </w:r>
+      <w:r>
+        <w:t xml:space="preserve">per student for Round 2, with the investor number and $1,000 written in</w:t>
       </w:r>
     </w:p>
     <w:p>
@@ -655,29 +682,29 @@
               <w:jc w:val="left"/>
             </w:pPr>
             <w:r>
-              <w:t xml:space="preserve">1. ClassroomStreet trading window (Round 2, windows 41 to 47)</w:t>
-            </w:r>
-          </w:p>
-        </w:tc>
-        <w:tc>
-          <w:p>
-            <w:pPr>
-              <w:pStyle w:val="Compact"/>
-              <w:jc w:val="left"/>
-            </w:pPr>
-            <w:r>
-              <w:t xml:space="preserve">Open the window block. Post today’s dispatch. Say nothing about the market for the first five minutes; answer questions only about how to place a trade. Close the block at 10 minutes with the reset cue. Note one trade decision to bring up in Step 3 as teamwork or problem solving evidence.</w:t>
-            </w:r>
-          </w:p>
-        </w:tc>
-        <w:tc>
-          <w:p>
-            <w:pPr>
-              <w:pStyle w:val="Compact"/>
-              <w:jc w:val="left"/>
-            </w:pPr>
-            <w:r>
-              <w:t xml:space="preserve">Log in, read the dispatch, decide whether to buy, sell, or hold now that they know what every venture really is, and write the Round 2, Day 1 line in the Investor Journal (what I did, why, and the fortune).</w:t>
+              <w:t xml:space="preserve">1. Round 2 replay block 1: 1925, the buys</w:t>
+            </w:r>
+          </w:p>
+        </w:tc>
+        <w:tc>
+          <w:p>
+            <w:pPr>
+              <w:pStyle w:val="Compact"/>
+              <w:jc w:val="left"/>
+            </w:pPr>
+            <w:r>
+              <w:t xml:space="preserve">Hand out the fresh ledger. Write 1925 and the replay prices on the board (RAIL 56, OIL 56, GAS 32, ELEC 72, STEEL 72, AUTO 48, RADIO 80) and say the two things everyone now knows: the crash comes next block, the bottom the block after. The margin line is open at the Round 6 rule (the broker lends up to the cash you hold). Say nothing else about the market for the first five minutes; answer questions only about how to write a trade. Close the block at 10 minutes with the reset cue. Note one trade decision to bring up in Step 3 as teamwork or problem solving evidence.</w:t>
+            </w:r>
+          </w:p>
+        </w:tc>
+        <w:tc>
+          <w:p>
+            <w:pPr>
+              <w:pStyle w:val="Compact"/>
+              <w:jc w:val="left"/>
+            </w:pPr>
+            <w:r>
+              <w:t xml:space="preserve">Write the investor number and $1,000 on the fresh ledger. Decide what to buy at 1925 prices, whether to borrow on margin, and how much to leave in the bank, now that they know what is coming. Log every trade. Write the Round 2, Day 1 line in the Investor Journal (what I did, why, and the total in dollars).</w:t>
             </w:r>
           </w:p>
         </w:tc>
@@ -1364,7 +1391,19 @@
         <w:pStyle w:val="Compact"/>
       </w:pPr>
       <w:r>
-        <w:t xml:space="preserve">No-device alternative for the trading window: run the window block on paper, the same way Topic 2.4 does on a Wi-Fi-down day. Read the dispatch aloud, put the window’s prices on the board from the paper price table (the Round 2 Day 1 to Day 3 columns), and students record trades on</w:t>
+        <w:t xml:space="preserve">No-kitchen or no-machine alternative: not a lab, and no device is needed. The Round 2 block is on paper: the prices go on the board from</w:t>
+      </w:r>
+      <w:r>
+        <w:t xml:space="preserve"> </w:t>
+      </w:r>
+      <w:r>
+        <w:rPr>
+          <w:rStyle w:val="VerbatimChar"/>
+        </w:rPr>
+        <w:t xml:space="preserve">Handout 02.14 - The Gilded Age Market Kit.md</w:t>
+      </w:r>
+      <w:r>
+        <w:t xml:space="preserve">, students record trades on</w:t>
       </w:r>
       <w:r>
         <w:t xml:space="preserve"> </w:t>
@@ -1376,7 +1415,7 @@
         <w:t xml:space="preserve">Handout 02.19 - Paper Ledger.md</w:t>
       </w:r>
       <w:r>
-        <w:t xml:space="preserve">; the trading partner checks the math and the Station Manager of each table hands the sheets in. The Round 2 journal line is written either way.</w:t>
+        <w:t xml:space="preserve">, the trading partner checks the math, and the Station Manager of each table hands the sheets in.</w:t>
       </w:r>
     </w:p>
     <w:p>
@@ -1836,7 +1875,7 @@
         <w:pStyle w:val="Compact"/>
       </w:pPr>
       <w:r>
-        <w:t xml:space="preserve">If the trading window runs long (it will if the dispatch is a crisis follow-up), cut Step 5 and take the pair question as the first line of tomorrow’s do now. Never cut Step 3; the evidence rule is the whole lesson.</w:t>
+        <w:t xml:space="preserve">If the Round 2 block runs long (it will; everyone wants to argue about margin), cut Step 5 and take the pair question as the first line of tomorrow’s do now. Never cut Step 3; the evidence rule is the whole lesson.</w:t>
       </w:r>
     </w:p>
     <w:p>

--- a/downloads/documents/04 Units/Unit 02 - Individual Growth and Life Readiness - Me, My Goals, My Money/Lesson 02.20 - Employability Soft Skills Superpower.docx
+++ b/downloads/documents/04 Units/Unit 02 - Individual Growth and Life Readiness - Me, My Goals, My Money/Lesson 02.20 - Employability Soft Skills Superpower.docx
@@ -349,7 +349,7 @@
         <w:pStyle w:val="Compact"/>
       </w:pPr>
       <w:r>
-        <w:t xml:space="preserve">Each student’s Investor Journal (</w:t>
+        <w:t xml:space="preserve">The replay section of the Investor Journal (</w:t>
       </w:r>
       <w:r>
         <w:rPr>
@@ -358,7 +358,7 @@
         <w:t xml:space="preserve">Handout 02.14 - Investor Journal.md</w:t>
       </w:r>
       <w:r>
-        <w:t xml:space="preserve">), open to the Round 2 lines</w:t>
+        <w:t xml:space="preserve">, the last page), printed as its own half sheet, one per student; the full journal was stapled behind the Investor Report in Lesson 2.19, so this sheet is where the Round 2 lines go</w:t>
       </w:r>
     </w:p>
     <w:p>
@@ -815,7 +815,7 @@
               <w:jc w:val="left"/>
             </w:pPr>
             <w:r>
-              <w:t xml:space="preserve">Hand out the self-rating. Explain the rule: a rating without evidence does not count. Evidence has to be something you actually did this year: a lab role (name it), the Silent Measurement Challenge, the $40 project, the Investor Challenge, a class job. Model one row aloud with a made-up student:</w:t>
+              <w:t xml:space="preserve">Hand out the self-rating. Explain the rule: a rating without evidence does not count. Evidence has to be something you actually did this year: a lab role (name it), the Silent Measurement Challenge, the $40 project, the Gilded Age Market, a class job. Model one row aloud with a made-up student:</w:t>
             </w:r>
             <w:r>
               <w:t xml:space="preserve"> </w:t>
